--- a/docs/scientific_article/article_2/Курский_статья_2_AMPU.docx
+++ b/docs/scientific_article/article_2/Курский_статья_2_AMPU.docx
@@ -37,7 +37,7 @@
           <w:sz w:val="28"/>
           <w:szCs w:val="28"/>
         </w:rPr>
-        <w:t xml:space="preserve">УДК 003.26; 519.72</w:t>
+        <w:t>УДК 004.056.55</w:t>
       </w:r>
     </w:p>
     <w:p>
